--- a/A1i.docx
+++ b/A1i.docx
@@ -16,6 +16,12 @@
           <w:lang w:val="en-US"/>
         </w:rPr>
       </w:pPr>
+      <w:r>
+        <w:rPr>
+          <w:lang w:val="en-US"/>
+        </w:rPr>
+        <w:t xml:space="preserve"> </w:t>
+      </w:r>
       <w:hyperlink r:id="rId5" w:tooltip="Исходный код" w:history="1">
         <w:r>
           <w:rPr>
@@ -43,6 +49,12 @@
           <w:lang w:val="en-US"/>
         </w:rPr>
       </w:pPr>
+      <w:r>
+        <w:rPr>
+          <w:lang w:val="en-US"/>
+        </w:rPr>
+        <w:t xml:space="preserve"> </w:t>
+      </w:r>
       <w:hyperlink r:id="rId6" w:history="1">
         <w:r>
           <w:rPr>
@@ -1103,6 +1115,18 @@
       <w:shd w:val="clear" w:color="auto" w:fill="E1DFDD"/>
     </w:rPr>
   </w:style>
+  <w:style w:type="character" w:styleId="ae">
+    <w:name w:val="FollowedHyperlink"/>
+    <w:basedOn w:val="a0"/>
+    <w:uiPriority w:val="99"/>
+    <w:semiHidden/>
+    <w:unhideWhenUsed/>
+    <w:rsid w:val="00D15616"/>
+    <w:rPr>
+      <w:color w:val="96607D" w:themeColor="followedHyperlink"/>
+      <w:u w:val="single"/>
+    </w:rPr>
+  </w:style>
 </w:styles>
 </file>
 
